--- a/099-納品物/040-進捗管理/0930_内部設計_議事録.docx
+++ b/099-納品物/040-進捗管理/0930_内部設計_議事録.docx
@@ -437,7 +437,6 @@
           <w:p>
             <w:pPr>
               <w:rPr>
-                <w:rFonts w:hint="eastAsia"/>
                 <w:b/>
                 <w:bCs/>
               </w:rPr>
@@ -500,11 +499,6 @@
             </w:r>
           </w:p>
           <w:p>
-            <w:pPr>
-              <w:rPr>
-                <w:rFonts w:hint="eastAsia"/>
-              </w:rPr>
-            </w:pPr>
             <w:r>
               <w:rPr>
                 <w:rFonts w:hint="eastAsia"/>
@@ -543,6 +537,58 @@
                 <w:rFonts w:hint="eastAsia"/>
               </w:rPr>
               <w:t xml:space="preserve">　→する。中身は何も書かなくてよい。</w:t>
+            </w:r>
+          </w:p>
+          <w:p>
+            <w:r>
+              <w:rPr>
+                <w:rFonts w:hint="eastAsia"/>
+              </w:rPr>
+              <w:t>内部設計</w:t>
+            </w:r>
+          </w:p>
+          <w:p>
+            <w:r>
+              <w:rPr>
+                <w:rFonts w:hint="eastAsia"/>
+              </w:rPr>
+              <w:t>・クラス図</w:t>
+            </w:r>
+          </w:p>
+          <w:p>
+            <w:pPr>
+              <w:rPr>
+                <w:rFonts w:hint="eastAsia"/>
+              </w:rPr>
+            </w:pPr>
+            <w:r>
+              <w:rPr>
+                <w:rFonts w:hint="eastAsia"/>
+              </w:rPr>
+              <w:t xml:space="preserve">　→S</w:t>
+            </w:r>
+            <w:r>
+              <w:t>ervice</w:t>
+            </w:r>
+            <w:r>
+              <w:rPr>
+                <w:rFonts w:hint="eastAsia"/>
+              </w:rPr>
+              <w:t>での</w:t>
+            </w:r>
+            <w:proofErr w:type="spellStart"/>
+            <w:r>
+              <w:rPr>
+                <w:rFonts w:hint="eastAsia"/>
+              </w:rPr>
+              <w:t>ItemsDTO</w:t>
+            </w:r>
+            <w:proofErr w:type="spellEnd"/>
+            <w:r>
+              <w:rPr>
+                <w:rFonts w:hint="eastAsia"/>
+              </w:rPr>
+              <w:t>のインスタンス化は表現しないでOK</w:t>
             </w:r>
           </w:p>
           <w:p>
